--- a/public/assets/3ECA_programa.docx
+++ b/public/assets/3ECA_programa.docx
@@ -1,6 +1,6 @@
 
 <file path=word/document.xml><?xml version="1.0" encoding="utf-8"?>
-<w:document xmlns:wpc="http://schemas.microsoft.com/office/word/2010/wordprocessingCanvas" xmlns:cx="http://schemas.microsoft.com/office/drawing/2014/chartex" xmlns:cx1="http://schemas.microsoft.com/office/drawing/2015/9/8/chartex" xmlns:cx2="http://schemas.microsoft.com/office/drawing/2015/10/21/chartex" xmlns:cx3="http://schemas.microsoft.com/office/drawing/2016/5/9/chartex" xmlns:cx4="http://schemas.microsoft.com/office/drawing/2016/5/10/chartex" xmlns:cx5="http://schemas.microsoft.com/office/drawing/2016/5/11/chartex" xmlns:cx6="http://schemas.microsoft.com/office/drawing/2016/5/12/chartex" xmlns:cx7="http://schemas.microsoft.com/office/drawing/2016/5/13/chartex" xmlns:cx8="http://schemas.microsoft.com/office/drawing/2016/5/14/chartex" xmlns:mc="http://schemas.openxmlformats.org/markup-compatibility/2006" xmlns:aink="http://schemas.microsoft.com/office/drawing/2016/ink" xmlns:am3d="http://schemas.microsoft.com/office/drawing/2017/model3d" xmlns:o="urn:schemas-microsoft-com:office:office" xmlns:oel="http://schemas.microsoft.com/office/2019/extlst" xmlns:r="http://schemas.openxmlformats.org/officeDocument/2006/relationships" xmlns:m="http://schemas.openxmlformats.org/officeDocument/2006/math" xmlns:v="urn:schemas-microsoft-com:vml" xmlns:wp14="http://schemas.microsoft.com/office/word/2010/wordprocessingDrawing" xmlns:wp="http://schemas.openxmlformats.org/drawingml/2006/wordprocessingDrawing" xmlns:w10="urn:schemas-microsoft-com:office:word" xmlns:w="http://schemas.openxmlformats.org/wordprocessingml/2006/main" xmlns:w14="http://schemas.microsoft.com/office/word/2010/wordml" xmlns:w15="http://schemas.microsoft.com/office/word/2012/wordml" xmlns:w16cex="http://schemas.microsoft.com/office/word/2018/wordml/cex" xmlns:w16cid="http://schemas.microsoft.com/office/word/2016/wordml/cid" xmlns:w16="http://schemas.microsoft.com/office/word/2018/wordml" xmlns:w16du="http://schemas.microsoft.com/office/word/2023/wordml/word16du" xmlns:w16sdtdh="http://schemas.microsoft.com/office/word/2020/wordml/sdtdatahash" xmlns:w16sdtfl="http://schemas.microsoft.com/office/word/2024/wordml/sdtformatlock" xmlns:w16se="http://schemas.microsoft.com/office/word/2015/wordml/symex" xmlns:wpg="http://schemas.microsoft.com/office/word/2010/wordprocessingGroup" xmlns:wpi="http://schemas.microsoft.com/office/word/2010/wordprocessingInk" xmlns:wne="http://schemas.microsoft.com/office/word/2006/wordml" xmlns:wps="http://schemas.microsoft.com/office/word/2010/wordprocessingShape" mc:Ignorable="w14 w15 w16se w16cid w16 w16cex w16sdtdh w16sdtfl w16du wp14">
+<w:document xmlns:wpc="http://schemas.microsoft.com/office/word/2010/wordprocessingCanvas" xmlns:cx="http://schemas.microsoft.com/office/drawing/2014/chartex" xmlns:cx1="http://schemas.microsoft.com/office/drawing/2015/9/8/chartex" xmlns:cx2="http://schemas.microsoft.com/office/drawing/2015/10/21/chartex" xmlns:cx3="http://schemas.microsoft.com/office/drawing/2016/5/9/chartex" xmlns:cx4="http://schemas.microsoft.com/office/drawing/2016/5/10/chartex" xmlns:cx5="http://schemas.microsoft.com/office/drawing/2016/5/11/chartex" xmlns:cx6="http://schemas.microsoft.com/office/drawing/2016/5/12/chartex" xmlns:cx7="http://schemas.microsoft.com/office/drawing/2016/5/13/chartex" xmlns:cx8="http://schemas.microsoft.com/office/drawing/2016/5/14/chartex" xmlns:mc="http://schemas.openxmlformats.org/markup-compatibility/2006" xmlns:aink="http://schemas.microsoft.com/office/drawing/2016/ink" xmlns:am3d="http://schemas.microsoft.com/office/drawing/2017/model3d" xmlns:o="urn:schemas-microsoft-com:office:office" xmlns:oel="http://schemas.microsoft.com/office/2019/extlst" xmlns:r="http://schemas.openxmlformats.org/officeDocument/2006/relationships" xmlns:m="http://schemas.openxmlformats.org/officeDocument/2006/math" xmlns:v="urn:schemas-microsoft-com:vml" xmlns:wp14="http://schemas.microsoft.com/office/word/2010/wordprocessingDrawing" xmlns:wp="http://schemas.openxmlformats.org/drawingml/2006/wordprocessingDrawing" xmlns:w10="urn:schemas-microsoft-com:office:word" xmlns:w="http://schemas.openxmlformats.org/wordprocessingml/2006/main" xmlns:w14="http://schemas.microsoft.com/office/word/2010/wordml" xmlns:w15="http://schemas.microsoft.com/office/word/2012/wordml" xmlns:w16cex="http://schemas.microsoft.com/office/word/2018/wordml/cex" xmlns:w16cid="http://schemas.microsoft.com/office/word/2016/wordml/cid" xmlns:w16="http://schemas.microsoft.com/office/word/2018/wordml" xmlns:w16sdtdh="http://schemas.microsoft.com/office/word/2020/wordml/sdtdatahash" xmlns:w16se="http://schemas.microsoft.com/office/word/2015/wordml/symex" xmlns:wpg="http://schemas.microsoft.com/office/word/2010/wordprocessingGroup" xmlns:wpi="http://schemas.microsoft.com/office/word/2010/wordprocessingInk" xmlns:wne="http://schemas.microsoft.com/office/word/2006/wordml" xmlns:wps="http://schemas.microsoft.com/office/word/2010/wordprocessingShape" mc:Ignorable="w14 w15 w16se w16cid w16 w16cex w16sdtdh wp14">
   <w:body>
     <w:p>
       <w:pPr>
@@ -171,6 +171,7 @@
               <w:bottom w:val="single" w:sz="4" w:space="0" w:color="auto"/>
               <w:right w:val="single" w:sz="4" w:space="0" w:color="auto"/>
             </w:tcBorders>
+            <w:shd w:val="clear" w:color="auto" w:fill="auto"/>
             <w:vAlign w:val="center"/>
             <w:hideMark/>
           </w:tcPr>
@@ -332,6 +333,7 @@
               <w:bottom w:val="single" w:sz="4" w:space="0" w:color="auto"/>
               <w:right w:val="single" w:sz="4" w:space="0" w:color="auto"/>
             </w:tcBorders>
+            <w:shd w:val="clear" w:color="auto" w:fill="auto"/>
             <w:vAlign w:val="center"/>
             <w:hideMark/>
           </w:tcPr>
@@ -364,6 +366,7 @@
               <w:bottom w:val="single" w:sz="4" w:space="0" w:color="auto"/>
               <w:right w:val="single" w:sz="4" w:space="0" w:color="auto"/>
             </w:tcBorders>
+            <w:shd w:val="clear" w:color="auto" w:fill="auto"/>
             <w:vAlign w:val="center"/>
             <w:hideMark/>
           </w:tcPr>
@@ -396,6 +399,7 @@
               <w:bottom w:val="single" w:sz="4" w:space="0" w:color="auto"/>
               <w:right w:val="single" w:sz="4" w:space="0" w:color="auto"/>
             </w:tcBorders>
+            <w:shd w:val="clear" w:color="auto" w:fill="auto"/>
             <w:vAlign w:val="center"/>
             <w:hideMark/>
           </w:tcPr>
@@ -446,6 +450,7 @@
               <w:bottom w:val="single" w:sz="4" w:space="0" w:color="auto"/>
               <w:right w:val="single" w:sz="4" w:space="0" w:color="000000"/>
             </w:tcBorders>
+            <w:shd w:val="clear" w:color="auto" w:fill="auto"/>
             <w:vAlign w:val="center"/>
             <w:hideMark/>
           </w:tcPr>
@@ -483,6 +488,7 @@
               <w:bottom w:val="single" w:sz="4" w:space="0" w:color="auto"/>
               <w:right w:val="single" w:sz="4" w:space="0" w:color="auto"/>
             </w:tcBorders>
+            <w:shd w:val="clear" w:color="auto" w:fill="auto"/>
             <w:vAlign w:val="center"/>
             <w:hideMark/>
           </w:tcPr>
@@ -515,6 +521,7 @@
               <w:bottom w:val="single" w:sz="4" w:space="0" w:color="auto"/>
               <w:right w:val="single" w:sz="4" w:space="0" w:color="auto"/>
             </w:tcBorders>
+            <w:shd w:val="clear" w:color="auto" w:fill="auto"/>
             <w:vAlign w:val="center"/>
             <w:hideMark/>
           </w:tcPr>
@@ -547,6 +554,7 @@
               <w:bottom w:val="single" w:sz="4" w:space="0" w:color="auto"/>
               <w:right w:val="single" w:sz="4" w:space="0" w:color="auto"/>
             </w:tcBorders>
+            <w:shd w:val="clear" w:color="auto" w:fill="auto"/>
             <w:vAlign w:val="center"/>
             <w:hideMark/>
           </w:tcPr>
@@ -584,6 +592,7 @@
               <w:bottom w:val="single" w:sz="4" w:space="0" w:color="auto"/>
               <w:right w:val="single" w:sz="4" w:space="0" w:color="auto"/>
             </w:tcBorders>
+            <w:shd w:val="clear" w:color="auto" w:fill="auto"/>
             <w:vAlign w:val="center"/>
             <w:hideMark/>
           </w:tcPr>
@@ -616,6 +625,7 @@
               <w:bottom w:val="single" w:sz="4" w:space="0" w:color="auto"/>
               <w:right w:val="single" w:sz="4" w:space="0" w:color="auto"/>
             </w:tcBorders>
+            <w:shd w:val="clear" w:color="auto" w:fill="auto"/>
             <w:vAlign w:val="center"/>
             <w:hideMark/>
           </w:tcPr>
@@ -648,6 +658,7 @@
               <w:bottom w:val="single" w:sz="4" w:space="0" w:color="auto"/>
               <w:right w:val="single" w:sz="4" w:space="0" w:color="auto"/>
             </w:tcBorders>
+            <w:shd w:val="clear" w:color="auto" w:fill="auto"/>
             <w:vAlign w:val="center"/>
             <w:hideMark/>
           </w:tcPr>
@@ -685,6 +696,7 @@
               <w:bottom w:val="single" w:sz="4" w:space="0" w:color="auto"/>
               <w:right w:val="single" w:sz="4" w:space="0" w:color="auto"/>
             </w:tcBorders>
+            <w:shd w:val="clear" w:color="auto" w:fill="auto"/>
             <w:vAlign w:val="center"/>
             <w:hideMark/>
           </w:tcPr>
@@ -717,6 +729,7 @@
               <w:bottom w:val="single" w:sz="4" w:space="0" w:color="auto"/>
               <w:right w:val="single" w:sz="4" w:space="0" w:color="auto"/>
             </w:tcBorders>
+            <w:shd w:val="clear" w:color="auto" w:fill="auto"/>
             <w:vAlign w:val="center"/>
             <w:hideMark/>
           </w:tcPr>
@@ -749,6 +762,7 @@
               <w:bottom w:val="single" w:sz="4" w:space="0" w:color="auto"/>
               <w:right w:val="single" w:sz="4" w:space="0" w:color="auto"/>
             </w:tcBorders>
+            <w:shd w:val="clear" w:color="auto" w:fill="auto"/>
             <w:vAlign w:val="center"/>
             <w:hideMark/>
           </w:tcPr>
@@ -786,6 +800,7 @@
               <w:bottom w:val="single" w:sz="4" w:space="0" w:color="auto"/>
               <w:right w:val="single" w:sz="4" w:space="0" w:color="auto"/>
             </w:tcBorders>
+            <w:shd w:val="clear" w:color="auto" w:fill="auto"/>
             <w:vAlign w:val="center"/>
             <w:hideMark/>
           </w:tcPr>
@@ -819,6 +834,7 @@
               <w:bottom w:val="single" w:sz="4" w:space="0" w:color="auto"/>
               <w:right w:val="single" w:sz="4" w:space="0" w:color="auto"/>
             </w:tcBorders>
+            <w:shd w:val="clear" w:color="auto" w:fill="auto"/>
             <w:vAlign w:val="center"/>
             <w:hideMark/>
           </w:tcPr>
@@ -852,6 +868,7 @@
               <w:bottom w:val="single" w:sz="4" w:space="0" w:color="auto"/>
               <w:right w:val="single" w:sz="4" w:space="0" w:color="auto"/>
             </w:tcBorders>
+            <w:shd w:val="clear" w:color="auto" w:fill="auto"/>
             <w:vAlign w:val="center"/>
             <w:hideMark/>
           </w:tcPr>
@@ -890,6 +907,7 @@
               <w:bottom w:val="single" w:sz="4" w:space="0" w:color="auto"/>
               <w:right w:val="single" w:sz="4" w:space="0" w:color="auto"/>
             </w:tcBorders>
+            <w:shd w:val="clear" w:color="auto" w:fill="auto"/>
             <w:vAlign w:val="center"/>
           </w:tcPr>
           <w:p>
@@ -922,6 +940,7 @@
               <w:bottom w:val="single" w:sz="4" w:space="0" w:color="auto"/>
               <w:right w:val="single" w:sz="4" w:space="0" w:color="auto"/>
             </w:tcBorders>
+            <w:shd w:val="clear" w:color="auto" w:fill="auto"/>
             <w:vAlign w:val="center"/>
           </w:tcPr>
           <w:p>
@@ -954,6 +973,7 @@
               <w:bottom w:val="single" w:sz="4" w:space="0" w:color="auto"/>
               <w:right w:val="single" w:sz="4" w:space="0" w:color="auto"/>
             </w:tcBorders>
+            <w:shd w:val="clear" w:color="auto" w:fill="auto"/>
             <w:vAlign w:val="center"/>
           </w:tcPr>
           <w:p>
@@ -993,6 +1013,7 @@
               <w:bottom w:val="single" w:sz="4" w:space="0" w:color="auto"/>
               <w:right w:val="single" w:sz="4" w:space="0" w:color="auto"/>
             </w:tcBorders>
+            <w:shd w:val="clear" w:color="auto" w:fill="auto"/>
             <w:vAlign w:val="center"/>
             <w:hideMark/>
           </w:tcPr>
@@ -1026,6 +1047,7 @@
               <w:bottom w:val="single" w:sz="4" w:space="0" w:color="auto"/>
               <w:right w:val="single" w:sz="4" w:space="0" w:color="auto"/>
             </w:tcBorders>
+            <w:shd w:val="clear" w:color="auto" w:fill="auto"/>
             <w:vAlign w:val="center"/>
             <w:hideMark/>
           </w:tcPr>
@@ -1059,6 +1081,7 @@
               <w:bottom w:val="single" w:sz="4" w:space="0" w:color="auto"/>
               <w:right w:val="single" w:sz="4" w:space="0" w:color="auto"/>
             </w:tcBorders>
+            <w:shd w:val="clear" w:color="auto" w:fill="auto"/>
             <w:vAlign w:val="center"/>
             <w:hideMark/>
           </w:tcPr>
@@ -1097,6 +1120,7 @@
               <w:bottom w:val="single" w:sz="4" w:space="0" w:color="auto"/>
               <w:right w:val="single" w:sz="4" w:space="0" w:color="auto"/>
             </w:tcBorders>
+            <w:shd w:val="clear" w:color="auto" w:fill="auto"/>
             <w:vAlign w:val="center"/>
             <w:hideMark/>
           </w:tcPr>
@@ -1130,6 +1154,7 @@
               <w:bottom w:val="single" w:sz="4" w:space="0" w:color="auto"/>
               <w:right w:val="single" w:sz="4" w:space="0" w:color="auto"/>
             </w:tcBorders>
+            <w:shd w:val="clear" w:color="auto" w:fill="auto"/>
             <w:vAlign w:val="center"/>
             <w:hideMark/>
           </w:tcPr>
@@ -1163,6 +1188,7 @@
               <w:bottom w:val="single" w:sz="4" w:space="0" w:color="auto"/>
               <w:right w:val="single" w:sz="4" w:space="0" w:color="auto"/>
             </w:tcBorders>
+            <w:shd w:val="clear" w:color="auto" w:fill="auto"/>
             <w:vAlign w:val="center"/>
             <w:hideMark/>
           </w:tcPr>
@@ -1203,6 +1229,7 @@
               <w:bottom w:val="single" w:sz="4" w:space="0" w:color="auto"/>
               <w:right w:val="single" w:sz="4" w:space="0" w:color="auto"/>
             </w:tcBorders>
+            <w:shd w:val="clear" w:color="auto" w:fill="auto"/>
             <w:vAlign w:val="center"/>
           </w:tcPr>
           <w:p>
@@ -1235,6 +1262,7 @@
               <w:bottom w:val="single" w:sz="4" w:space="0" w:color="auto"/>
               <w:right w:val="single" w:sz="4" w:space="0" w:color="auto"/>
             </w:tcBorders>
+            <w:shd w:val="clear" w:color="auto" w:fill="auto"/>
             <w:vAlign w:val="center"/>
           </w:tcPr>
           <w:p>
@@ -1267,6 +1295,7 @@
               <w:bottom w:val="single" w:sz="4" w:space="0" w:color="auto"/>
               <w:right w:val="single" w:sz="4" w:space="0" w:color="auto"/>
             </w:tcBorders>
+            <w:shd w:val="clear" w:color="auto" w:fill="auto"/>
             <w:vAlign w:val="center"/>
           </w:tcPr>
           <w:p>
@@ -1304,6 +1333,7 @@
               <w:bottom w:val="single" w:sz="4" w:space="0" w:color="auto"/>
               <w:right w:val="single" w:sz="4" w:space="0" w:color="auto"/>
             </w:tcBorders>
+            <w:shd w:val="clear" w:color="auto" w:fill="auto"/>
             <w:vAlign w:val="center"/>
           </w:tcPr>
           <w:p>
@@ -1336,6 +1366,7 @@
               <w:bottom w:val="single" w:sz="4" w:space="0" w:color="auto"/>
               <w:right w:val="single" w:sz="4" w:space="0" w:color="auto"/>
             </w:tcBorders>
+            <w:shd w:val="clear" w:color="auto" w:fill="auto"/>
             <w:vAlign w:val="center"/>
           </w:tcPr>
           <w:p>
@@ -1368,6 +1399,7 @@
               <w:bottom w:val="single" w:sz="4" w:space="0" w:color="auto"/>
               <w:right w:val="single" w:sz="4" w:space="0" w:color="auto"/>
             </w:tcBorders>
+            <w:shd w:val="clear" w:color="auto" w:fill="auto"/>
             <w:vAlign w:val="center"/>
           </w:tcPr>
           <w:p>
@@ -1406,6 +1438,7 @@
               <w:bottom w:val="single" w:sz="4" w:space="0" w:color="auto"/>
               <w:right w:val="single" w:sz="4" w:space="0" w:color="000000"/>
             </w:tcBorders>
+            <w:shd w:val="clear" w:color="auto" w:fill="auto"/>
             <w:vAlign w:val="center"/>
             <w:hideMark/>
           </w:tcPr>
@@ -1530,17 +1563,15 @@
                 <w:szCs w:val="20"/>
                 <w:lang w:eastAsia="es-MX"/>
               </w:rPr>
-              <w:t xml:space="preserve"> Aula E1:  Medio Ambiente, Biotecnología y Sustentabilidad. Responsables: Juan Carlos Moreno Seceña, Fabiola Lango Reynoso, María del Refugio Castañeda</w:t>
-            </w:r>
-            <w:r>
-              <w:rPr>
-                <w:rFonts w:ascii="Arial" w:eastAsia="Times New Roman" w:hAnsi="Arial" w:cs="Arial"/>
-                <w:color w:val="000000"/>
+              <w:t xml:space="preserve"> Aula E1:  Medio Ambiente, Biotecnología y Sustentabilidad. Responsables: Juan Carlos Moreno Seceña, Fabiola Lango Reynoso, María del Refugio Castañeda,</w:t>
+            </w:r>
+            <w:r>
+              <w:rPr>
+                <w:rFonts w:ascii="Arial" w:hAnsi="Arial" w:cs="Arial"/>
                 <w:sz w:val="20"/>
                 <w:szCs w:val="20"/>
-                <w:lang w:eastAsia="es-MX"/>
-              </w:rPr>
-              <w:t xml:space="preserve"> Chávez</w:t>
+              </w:rPr>
+              <w:t xml:space="preserve"> </w:t>
             </w:r>
             <w:r>
               <w:rPr>
@@ -1550,30 +1581,33 @@
                 <w:szCs w:val="20"/>
                 <w:lang w:eastAsia="es-MX"/>
               </w:rPr>
-              <w:t>,</w:t>
-            </w:r>
-            <w:r>
-              <w:rPr>
-                <w:rFonts w:ascii="Arial" w:hAnsi="Arial" w:cs="Arial"/>
+              <w:t>Daniel Alejandro García López</w:t>
+            </w:r>
+          </w:p>
+          <w:p>
+            <w:pPr>
+              <w:spacing w:after="0"/>
+              <w:rPr>
+                <w:rFonts w:ascii="Arial" w:eastAsia="Times New Roman" w:hAnsi="Arial" w:cs="Arial"/>
+                <w:color w:val="000000"/>
                 <w:sz w:val="20"/>
                 <w:szCs w:val="20"/>
-              </w:rPr>
-              <w:t xml:space="preserve"> </w:t>
-            </w:r>
-            <w:r>
-              <w:rPr>
-                <w:rFonts w:ascii="Arial" w:eastAsia="Times New Roman" w:hAnsi="Arial" w:cs="Arial"/>
+                <w:lang w:eastAsia="es-MX"/>
+              </w:rPr>
+            </w:pPr>
+            <w:r>
+              <w:rPr>
+                <w:rFonts w:ascii="Arial" w:eastAsia="Times New Roman" w:hAnsi="Arial" w:cs="Arial"/>
+                <w:b/>
+                <w:bCs/>
                 <w:color w:val="000000"/>
                 <w:sz w:val="20"/>
                 <w:szCs w:val="20"/>
                 <w:lang w:eastAsia="es-MX"/>
               </w:rPr>
-              <w:t>Daniel Alejandro García López</w:t>
-            </w:r>
-          </w:p>
-          <w:p>
-            <w:pPr>
-              <w:spacing w:after="0"/>
+              <w:t>Mesa3</w:t>
+            </w:r>
+            <w:r>
               <w:rPr>
                 <w:rFonts w:ascii="Arial" w:eastAsia="Times New Roman" w:hAnsi="Arial" w:cs="Arial"/>
                 <w:color w:val="000000"/>
@@ -1581,48 +1615,7 @@
                 <w:szCs w:val="20"/>
                 <w:lang w:eastAsia="es-MX"/>
               </w:rPr>
-            </w:pPr>
-            <w:r>
-              <w:rPr>
-                <w:rFonts w:ascii="Arial" w:eastAsia="Times New Roman" w:hAnsi="Arial" w:cs="Arial"/>
-                <w:b/>
-                <w:bCs/>
-                <w:color w:val="000000"/>
-                <w:sz w:val="20"/>
-                <w:szCs w:val="20"/>
-                <w:lang w:eastAsia="es-MX"/>
-              </w:rPr>
-              <w:t>Mesa3</w:t>
-            </w:r>
-            <w:r>
-              <w:rPr>
-                <w:rFonts w:ascii="Arial" w:eastAsia="Times New Roman" w:hAnsi="Arial" w:cs="Arial"/>
-                <w:color w:val="000000"/>
-                <w:sz w:val="20"/>
-                <w:szCs w:val="20"/>
-                <w:lang w:eastAsia="es-MX"/>
-              </w:rPr>
-              <w:t xml:space="preserve"> Aula C2: Sistema de Gestión Económico Admvo. y Sociedad. Responsables: Dulce María Angeles Martínez</w:t>
-            </w:r>
-            <w:r>
-              <w:rPr>
-                <w:rFonts w:ascii="Arial" w:eastAsia="Times New Roman" w:hAnsi="Arial" w:cs="Arial"/>
-                <w:color w:val="000000"/>
-                <w:sz w:val="20"/>
-                <w:szCs w:val="20"/>
-                <w:lang w:eastAsia="es-MX"/>
-              </w:rPr>
-              <w:t>,</w:t>
-            </w:r>
-            <w:r>
-              <w:rPr>
-                <w:rFonts w:ascii="Arial" w:eastAsia="Times New Roman" w:hAnsi="Arial" w:cs="Arial"/>
-                <w:color w:val="000000"/>
-                <w:sz w:val="20"/>
-                <w:szCs w:val="20"/>
-                <w:lang w:eastAsia="es-MX"/>
-              </w:rPr>
-              <w:t xml:space="preserve"> Sagrario Alejandre Apolinar, Francisco Hernández Quinto                                   </w:t>
+              <w:t xml:space="preserve"> Aula C2: Sistema de Gestión Económico Admvo. y Sociedad. Responsables: Dulce María Angeles Martínez Sagrario Alejandre Apolinar, Francisco Hernández Quinto                                   </w:t>
             </w:r>
           </w:p>
           <w:p>
@@ -1710,27 +1703,7 @@
                 <w:szCs w:val="20"/>
                 <w:lang w:eastAsia="es-MX"/>
               </w:rPr>
-              <w:t xml:space="preserve"> Aula C3: Innovación en Alimentos, Nutrición y bienestar. Responsables: José Armando Lozada</w:t>
-            </w:r>
-            <w:r>
-              <w:rPr>
-                <w:rFonts w:ascii="Arial" w:eastAsia="Times New Roman" w:hAnsi="Arial" w:cs="Arial"/>
-                <w:color w:val="000000"/>
-                <w:sz w:val="20"/>
-                <w:szCs w:val="20"/>
-                <w:lang w:eastAsia="es-MX"/>
-              </w:rPr>
-              <w:t xml:space="preserve"> García</w:t>
-            </w:r>
-            <w:r>
-              <w:rPr>
-                <w:rFonts w:ascii="Arial" w:eastAsia="Times New Roman" w:hAnsi="Arial" w:cs="Arial"/>
-                <w:color w:val="000000"/>
-                <w:sz w:val="20"/>
-                <w:szCs w:val="20"/>
-                <w:lang w:eastAsia="es-MX"/>
-              </w:rPr>
-              <w:t>, María Cristina López Méndez, Lilia Ortiz Rodríguez</w:t>
+              <w:t xml:space="preserve"> Aula C3: Innovación en Alimentos, Nutrición y bienestar. Responsables: José Armando Lozada, María Cristina López Méndez, Lilia Ortiz Rodríguez</w:t>
             </w:r>
           </w:p>
         </w:tc>
@@ -1748,6 +1721,7 @@
               <w:bottom w:val="single" w:sz="4" w:space="0" w:color="auto"/>
               <w:right w:val="single" w:sz="4" w:space="0" w:color="auto"/>
             </w:tcBorders>
+            <w:shd w:val="clear" w:color="auto" w:fill="auto"/>
             <w:vAlign w:val="center"/>
             <w:hideMark/>
           </w:tcPr>
@@ -1804,6 +1778,7 @@
               <w:bottom w:val="single" w:sz="4" w:space="0" w:color="auto"/>
               <w:right w:val="single" w:sz="4" w:space="0" w:color="auto"/>
             </w:tcBorders>
+            <w:shd w:val="clear" w:color="auto" w:fill="auto"/>
             <w:vAlign w:val="center"/>
             <w:hideMark/>
           </w:tcPr>
@@ -1860,6 +1835,7 @@
               <w:bottom w:val="single" w:sz="4" w:space="0" w:color="auto"/>
               <w:right w:val="single" w:sz="4" w:space="0" w:color="auto"/>
             </w:tcBorders>
+            <w:shd w:val="clear" w:color="auto" w:fill="auto"/>
             <w:vAlign w:val="center"/>
             <w:hideMark/>
           </w:tcPr>
@@ -1897,6 +1873,7 @@
               <w:bottom w:val="single" w:sz="4" w:space="0" w:color="auto"/>
               <w:right w:val="single" w:sz="4" w:space="0" w:color="auto"/>
             </w:tcBorders>
+            <w:shd w:val="clear" w:color="auto" w:fill="auto"/>
             <w:vAlign w:val="center"/>
           </w:tcPr>
           <w:p>
@@ -1972,6 +1949,7 @@
               <w:bottom w:val="single" w:sz="4" w:space="0" w:color="auto"/>
               <w:right w:val="single" w:sz="4" w:space="0" w:color="auto"/>
             </w:tcBorders>
+            <w:shd w:val="clear" w:color="auto" w:fill="auto"/>
             <w:vAlign w:val="center"/>
           </w:tcPr>
           <w:p>
@@ -2047,6 +2025,7 @@
               <w:bottom w:val="single" w:sz="4" w:space="0" w:color="auto"/>
               <w:right w:val="single" w:sz="4" w:space="0" w:color="auto"/>
             </w:tcBorders>
+            <w:shd w:val="clear" w:color="auto" w:fill="auto"/>
             <w:vAlign w:val="center"/>
           </w:tcPr>
           <w:p>
@@ -2108,6 +2087,7 @@
               <w:bottom w:val="single" w:sz="4" w:space="0" w:color="auto"/>
               <w:right w:val="single" w:sz="4" w:space="0" w:color="auto"/>
             </w:tcBorders>
+            <w:shd w:val="clear" w:color="auto" w:fill="auto"/>
             <w:vAlign w:val="center"/>
             <w:hideMark/>
           </w:tcPr>
@@ -2203,6 +2183,7 @@
               <w:bottom w:val="single" w:sz="4" w:space="0" w:color="auto"/>
               <w:right w:val="single" w:sz="4" w:space="0" w:color="auto"/>
             </w:tcBorders>
+            <w:shd w:val="clear" w:color="auto" w:fill="auto"/>
             <w:vAlign w:val="center"/>
             <w:hideMark/>
           </w:tcPr>
@@ -2243,6 +2224,7 @@
               <w:bottom w:val="single" w:sz="4" w:space="0" w:color="auto"/>
               <w:right w:val="single" w:sz="4" w:space="0" w:color="auto"/>
             </w:tcBorders>
+            <w:shd w:val="clear" w:color="auto" w:fill="auto"/>
             <w:vAlign w:val="center"/>
             <w:hideMark/>
           </w:tcPr>
@@ -2283,6 +2265,7 @@
               <w:bottom w:val="single" w:sz="4" w:space="0" w:color="auto"/>
               <w:right w:val="single" w:sz="4" w:space="0" w:color="auto"/>
             </w:tcBorders>
+            <w:shd w:val="clear" w:color="auto" w:fill="auto"/>
             <w:vAlign w:val="center"/>
             <w:hideMark/>
           </w:tcPr>
@@ -3003,6 +2986,16 @@
           <w:p>
             <w:pPr>
               <w:spacing w:after="0"/>
+              <w:rPr>
+                <w:rFonts w:ascii="Arial" w:hAnsi="Arial" w:cs="Arial"/>
+                <w:b/>
+                <w:bCs/>
+              </w:rPr>
+            </w:pPr>
+          </w:p>
+          <w:p>
+            <w:pPr>
+              <w:spacing w:after="0"/>
               <w:jc w:val="center"/>
               <w:rPr>
                 <w:rFonts w:ascii="Arial" w:hAnsi="Arial" w:cs="Arial"/>
@@ -3106,6 +3099,7 @@
           <w:p>
             <w:pPr>
               <w:spacing w:after="0"/>
+              <w:jc w:val="both"/>
               <w:rPr>
                 <w:rFonts w:ascii="Arial" w:hAnsi="Arial" w:cs="Arial"/>
               </w:rPr>
@@ -3176,6 +3170,7 @@
           <w:p>
             <w:pPr>
               <w:spacing w:after="0"/>
+              <w:jc w:val="both"/>
               <w:rPr>
                 <w:rFonts w:ascii="Arial" w:hAnsi="Arial" w:cs="Arial"/>
               </w:rPr>
@@ -3220,6 +3215,63 @@
                 <w:rFonts w:ascii="Arial" w:hAnsi="Arial" w:cs="Arial"/>
               </w:rPr>
               <w:t>Dr. Rubén Posadas Gómez/CRODE Orizaba</w:t>
+            </w:r>
+          </w:p>
+        </w:tc>
+      </w:tr>
+      <w:tr>
+        <w:tc>
+          <w:tcPr>
+            <w:tcW w:w="4390" w:type="dxa"/>
+          </w:tcPr>
+          <w:p>
+            <w:pPr>
+              <w:spacing w:after="0"/>
+              <w:jc w:val="both"/>
+              <w:rPr>
+                <w:rFonts w:ascii="Arial" w:hAnsi="Arial" w:cs="Arial"/>
+              </w:rPr>
+            </w:pPr>
+            <w:r>
+              <w:rPr>
+                <w:rFonts w:ascii="Arial" w:hAnsi="Arial" w:cs="Arial"/>
+              </w:rPr>
+              <w:t>Asesoramiento y conformacion de los nodos de impulso a la economía social y solidaria (Nodess)</w:t>
+            </w:r>
+          </w:p>
+        </w:tc>
+        <w:tc>
+          <w:tcPr>
+            <w:tcW w:w="1134" w:type="dxa"/>
+            <w:vMerge/>
+          </w:tcPr>
+          <w:p>
+            <w:pPr>
+              <w:spacing w:after="0"/>
+              <w:rPr>
+                <w:rFonts w:ascii="Arial" w:hAnsi="Arial" w:cs="Arial"/>
+                <w:b/>
+                <w:bCs/>
+              </w:rPr>
+            </w:pPr>
+          </w:p>
+        </w:tc>
+        <w:tc>
+          <w:tcPr>
+            <w:tcW w:w="3304" w:type="dxa"/>
+          </w:tcPr>
+          <w:p>
+            <w:pPr>
+              <w:spacing w:after="0"/>
+              <w:rPr>
+                <w:rFonts w:ascii="Arial" w:hAnsi="Arial" w:cs="Arial"/>
+              </w:rPr>
+            </w:pPr>
+            <w:r>
+              <w:rPr>
+                <w:rFonts w:ascii="Arial" w:hAnsi="Arial" w:cs="Arial"/>
+              </w:rPr>
+              <w:t>Dra. Jacel Adame García/ITUG</w:t>
             </w:r>
           </w:p>
         </w:tc>
@@ -3252,23 +3304,7 @@
           <w:b/>
           <w:bCs/>
         </w:rPr>
-        <w:t>Pres</w:t>
-      </w:r>
-      <w:r>
-        <w:rPr>
-          <w:rFonts w:ascii="Arial" w:hAnsi="Arial" w:cs="Arial"/>
-          <w:b/>
-          <w:bCs/>
-        </w:rPr>
-        <w:t>í</w:t>
-      </w:r>
-      <w:r>
-        <w:rPr>
-          <w:rFonts w:ascii="Arial" w:hAnsi="Arial" w:cs="Arial"/>
-          <w:b/>
-          <w:bCs/>
-        </w:rPr>
-        <w:t xml:space="preserve">dium:                    </w:t>
+        <w:t xml:space="preserve">Presidium:                    </w:t>
       </w:r>
     </w:p>
     <w:p>
@@ -3374,6 +3410,7 @@
         <w:rPr>
           <w:rFonts w:ascii="Arial" w:hAnsi="Arial" w:cs="Arial"/>
         </w:rPr>
+        <w:lastRenderedPageBreak/>
         <w:t xml:space="preserve">Mtra. Judith Amaya Domínguez/Directora Académica </w:t>
       </w:r>
     </w:p>
@@ -3615,6 +3652,7 @@
               <w:bottom w:val="single" w:sz="4" w:space="0" w:color="auto"/>
               <w:right w:val="single" w:sz="4" w:space="0" w:color="000000"/>
             </w:tcBorders>
+            <w:shd w:val="clear" w:color="auto" w:fill="auto"/>
             <w:vAlign w:val="center"/>
             <w:hideMark/>
           </w:tcPr>
@@ -3655,6 +3693,7 @@
               <w:bottom w:val="single" w:sz="4" w:space="0" w:color="auto"/>
               <w:right w:val="single" w:sz="4" w:space="0" w:color="000000"/>
             </w:tcBorders>
+            <w:shd w:val="clear" w:color="auto" w:fill="auto"/>
             <w:vAlign w:val="center"/>
             <w:hideMark/>
           </w:tcPr>
@@ -3694,6 +3733,7 @@
               <w:bottom w:val="single" w:sz="4" w:space="0" w:color="auto"/>
               <w:right w:val="single" w:sz="4" w:space="0" w:color="auto"/>
             </w:tcBorders>
+            <w:shd w:val="clear" w:color="auto" w:fill="auto"/>
             <w:vAlign w:val="center"/>
             <w:hideMark/>
           </w:tcPr>
@@ -3726,6 +3766,7 @@
               <w:bottom w:val="single" w:sz="4" w:space="0" w:color="auto"/>
               <w:right w:val="single" w:sz="4" w:space="0" w:color="auto"/>
             </w:tcBorders>
+            <w:shd w:val="clear" w:color="auto" w:fill="auto"/>
             <w:vAlign w:val="center"/>
             <w:hideMark/>
           </w:tcPr>
@@ -3758,6 +3799,7 @@
               <w:bottom w:val="single" w:sz="4" w:space="0" w:color="auto"/>
               <w:right w:val="single" w:sz="4" w:space="0" w:color="auto"/>
             </w:tcBorders>
+            <w:shd w:val="clear" w:color="auto" w:fill="auto"/>
             <w:vAlign w:val="center"/>
             <w:hideMark/>
           </w:tcPr>
@@ -3797,6 +3839,7 @@
               <w:bottom w:val="single" w:sz="4" w:space="0" w:color="auto"/>
               <w:right w:val="single" w:sz="4" w:space="0" w:color="auto"/>
             </w:tcBorders>
+            <w:shd w:val="clear" w:color="auto" w:fill="auto"/>
             <w:vAlign w:val="center"/>
             <w:hideMark/>
           </w:tcPr>
@@ -3829,6 +3872,7 @@
               <w:bottom w:val="single" w:sz="4" w:space="0" w:color="auto"/>
               <w:right w:val="single" w:sz="4" w:space="0" w:color="auto"/>
             </w:tcBorders>
+            <w:shd w:val="clear" w:color="auto" w:fill="auto"/>
             <w:vAlign w:val="center"/>
             <w:hideMark/>
           </w:tcPr>
@@ -3861,6 +3905,7 @@
               <w:bottom w:val="single" w:sz="4" w:space="0" w:color="auto"/>
               <w:right w:val="single" w:sz="4" w:space="0" w:color="auto"/>
             </w:tcBorders>
+            <w:shd w:val="clear" w:color="auto" w:fill="auto"/>
             <w:vAlign w:val="center"/>
             <w:hideMark/>
           </w:tcPr>
@@ -3900,6 +3945,7 @@
               <w:bottom w:val="single" w:sz="4" w:space="0" w:color="auto"/>
               <w:right w:val="single" w:sz="4" w:space="0" w:color="auto"/>
             </w:tcBorders>
+            <w:shd w:val="clear" w:color="auto" w:fill="auto"/>
             <w:vAlign w:val="center"/>
             <w:hideMark/>
           </w:tcPr>
@@ -3936,6 +3982,7 @@
               <w:bottom w:val="single" w:sz="4" w:space="0" w:color="auto"/>
               <w:right w:val="single" w:sz="4" w:space="0" w:color="auto"/>
             </w:tcBorders>
+            <w:shd w:val="clear" w:color="auto" w:fill="auto"/>
             <w:vAlign w:val="center"/>
             <w:hideMark/>
           </w:tcPr>
@@ -3972,6 +4019,7 @@
               <w:bottom w:val="single" w:sz="4" w:space="0" w:color="auto"/>
               <w:right w:val="single" w:sz="4" w:space="0" w:color="auto"/>
             </w:tcBorders>
+            <w:shd w:val="clear" w:color="auto" w:fill="auto"/>
             <w:vAlign w:val="center"/>
             <w:hideMark/>
           </w:tcPr>
@@ -4016,6 +4064,7 @@
               <w:bottom w:val="single" w:sz="4" w:space="0" w:color="000000"/>
               <w:right w:val="single" w:sz="4" w:space="0" w:color="auto"/>
             </w:tcBorders>
+            <w:shd w:val="clear" w:color="auto" w:fill="auto"/>
             <w:vAlign w:val="center"/>
             <w:hideMark/>
           </w:tcPr>
@@ -4049,6 +4098,7 @@
               <w:bottom w:val="single" w:sz="4" w:space="0" w:color="000000"/>
               <w:right w:val="single" w:sz="4" w:space="0" w:color="auto"/>
             </w:tcBorders>
+            <w:shd w:val="clear" w:color="auto" w:fill="auto"/>
             <w:vAlign w:val="center"/>
             <w:hideMark/>
           </w:tcPr>
@@ -4082,6 +4132,7 @@
               <w:bottom w:val="single" w:sz="4" w:space="0" w:color="000000"/>
               <w:right w:val="single" w:sz="4" w:space="0" w:color="auto"/>
             </w:tcBorders>
+            <w:shd w:val="clear" w:color="auto" w:fill="auto"/>
             <w:vAlign w:val="center"/>
             <w:hideMark/>
           </w:tcPr>
@@ -4191,6 +4242,7 @@
               <w:bottom w:val="nil"/>
               <w:right w:val="nil"/>
             </w:tcBorders>
+            <w:shd w:val="clear" w:color="auto" w:fill="auto"/>
             <w:noWrap/>
             <w:vAlign w:val="bottom"/>
             <w:hideMark/>
@@ -4221,6 +4273,7 @@
               <w:bottom w:val="single" w:sz="4" w:space="0" w:color="auto"/>
               <w:right w:val="single" w:sz="4" w:space="0" w:color="auto"/>
             </w:tcBorders>
+            <w:shd w:val="clear" w:color="auto" w:fill="auto"/>
             <w:vAlign w:val="center"/>
             <w:hideMark/>
           </w:tcPr>
@@ -4253,6 +4306,7 @@
               <w:bottom w:val="single" w:sz="4" w:space="0" w:color="auto"/>
               <w:right w:val="single" w:sz="4" w:space="0" w:color="auto"/>
             </w:tcBorders>
+            <w:shd w:val="clear" w:color="auto" w:fill="auto"/>
             <w:vAlign w:val="center"/>
             <w:hideMark/>
           </w:tcPr>
@@ -4285,6 +4339,7 @@
               <w:bottom w:val="single" w:sz="4" w:space="0" w:color="auto"/>
               <w:right w:val="single" w:sz="4" w:space="0" w:color="auto"/>
             </w:tcBorders>
+            <w:shd w:val="clear" w:color="auto" w:fill="auto"/>
             <w:vAlign w:val="center"/>
             <w:hideMark/>
           </w:tcPr>
@@ -4340,6 +4395,7 @@
               <w:bottom w:val="single" w:sz="4" w:space="0" w:color="auto"/>
               <w:right w:val="single" w:sz="4" w:space="0" w:color="auto"/>
             </w:tcBorders>
+            <w:shd w:val="clear" w:color="auto" w:fill="auto"/>
             <w:vAlign w:val="center"/>
             <w:hideMark/>
           </w:tcPr>
@@ -4372,6 +4428,7 @@
               <w:bottom w:val="single" w:sz="4" w:space="0" w:color="auto"/>
               <w:right w:val="single" w:sz="4" w:space="0" w:color="auto"/>
             </w:tcBorders>
+            <w:shd w:val="clear" w:color="auto" w:fill="auto"/>
             <w:vAlign w:val="center"/>
             <w:hideMark/>
           </w:tcPr>
@@ -4404,6 +4461,7 @@
               <w:bottom w:val="single" w:sz="4" w:space="0" w:color="auto"/>
               <w:right w:val="single" w:sz="4" w:space="0" w:color="auto"/>
             </w:tcBorders>
+            <w:shd w:val="clear" w:color="auto" w:fill="auto"/>
             <w:vAlign w:val="center"/>
             <w:hideMark/>
           </w:tcPr>
@@ -4509,7 +4567,7 @@
 </file>
 
 <file path=word/endnotes.xml><?xml version="1.0" encoding="utf-8"?>
-<w:endnotes xmlns:wpc="http://schemas.microsoft.com/office/word/2010/wordprocessingCanvas" xmlns:cx="http://schemas.microsoft.com/office/drawing/2014/chartex" xmlns:cx1="http://schemas.microsoft.com/office/drawing/2015/9/8/chartex" xmlns:cx2="http://schemas.microsoft.com/office/drawing/2015/10/21/chartex" xmlns:cx3="http://schemas.microsoft.com/office/drawing/2016/5/9/chartex" xmlns:cx4="http://schemas.microsoft.com/office/drawing/2016/5/10/chartex" xmlns:cx5="http://schemas.microsoft.com/office/drawing/2016/5/11/chartex" xmlns:cx6="http://schemas.microsoft.com/office/drawing/2016/5/12/chartex" xmlns:cx7="http://schemas.microsoft.com/office/drawing/2016/5/13/chartex" xmlns:cx8="http://schemas.microsoft.com/office/drawing/2016/5/14/chartex" xmlns:mc="http://schemas.openxmlformats.org/markup-compatibility/2006" xmlns:aink="http://schemas.microsoft.com/office/drawing/2016/ink" xmlns:am3d="http://schemas.microsoft.com/office/drawing/2017/model3d" xmlns:o="urn:schemas-microsoft-com:office:office" xmlns:oel="http://schemas.microsoft.com/office/2019/extlst" xmlns:r="http://schemas.openxmlformats.org/officeDocument/2006/relationships" xmlns:m="http://schemas.openxmlformats.org/officeDocument/2006/math" xmlns:v="urn:schemas-microsoft-com:vml" xmlns:wp14="http://schemas.microsoft.com/office/word/2010/wordprocessingDrawing" xmlns:wp="http://schemas.openxmlformats.org/drawingml/2006/wordprocessingDrawing" xmlns:w10="urn:schemas-microsoft-com:office:word" xmlns:w="http://schemas.openxmlformats.org/wordprocessingml/2006/main" xmlns:w14="http://schemas.microsoft.com/office/word/2010/wordml" xmlns:w15="http://schemas.microsoft.com/office/word/2012/wordml" xmlns:w16cex="http://schemas.microsoft.com/office/word/2018/wordml/cex" xmlns:w16cid="http://schemas.microsoft.com/office/word/2016/wordml/cid" xmlns:w16="http://schemas.microsoft.com/office/word/2018/wordml" xmlns:w16du="http://schemas.microsoft.com/office/word/2023/wordml/word16du" xmlns:w16sdtdh="http://schemas.microsoft.com/office/word/2020/wordml/sdtdatahash" xmlns:w16sdtfl="http://schemas.microsoft.com/office/word/2024/wordml/sdtformatlock" xmlns:w16se="http://schemas.microsoft.com/office/word/2015/wordml/symex" xmlns:wpg="http://schemas.microsoft.com/office/word/2010/wordprocessingGroup" xmlns:wpi="http://schemas.microsoft.com/office/word/2010/wordprocessingInk" xmlns:wne="http://schemas.microsoft.com/office/word/2006/wordml" xmlns:wps="http://schemas.microsoft.com/office/word/2010/wordprocessingShape" mc:Ignorable="w14 w15 w16se w16cid w16 w16cex w16sdtdh w16sdtfl w16du wp14">
+<w:endnotes xmlns:wpc="http://schemas.microsoft.com/office/word/2010/wordprocessingCanvas" xmlns:cx="http://schemas.microsoft.com/office/drawing/2014/chartex" xmlns:cx1="http://schemas.microsoft.com/office/drawing/2015/9/8/chartex" xmlns:cx2="http://schemas.microsoft.com/office/drawing/2015/10/21/chartex" xmlns:cx3="http://schemas.microsoft.com/office/drawing/2016/5/9/chartex" xmlns:cx4="http://schemas.microsoft.com/office/drawing/2016/5/10/chartex" xmlns:cx5="http://schemas.microsoft.com/office/drawing/2016/5/11/chartex" xmlns:cx6="http://schemas.microsoft.com/office/drawing/2016/5/12/chartex" xmlns:cx7="http://schemas.microsoft.com/office/drawing/2016/5/13/chartex" xmlns:cx8="http://schemas.microsoft.com/office/drawing/2016/5/14/chartex" xmlns:mc="http://schemas.openxmlformats.org/markup-compatibility/2006" xmlns:aink="http://schemas.microsoft.com/office/drawing/2016/ink" xmlns:am3d="http://schemas.microsoft.com/office/drawing/2017/model3d" xmlns:o="urn:schemas-microsoft-com:office:office" xmlns:oel="http://schemas.microsoft.com/office/2019/extlst" xmlns:r="http://schemas.openxmlformats.org/officeDocument/2006/relationships" xmlns:m="http://schemas.openxmlformats.org/officeDocument/2006/math" xmlns:v="urn:schemas-microsoft-com:vml" xmlns:wp14="http://schemas.microsoft.com/office/word/2010/wordprocessingDrawing" xmlns:wp="http://schemas.openxmlformats.org/drawingml/2006/wordprocessingDrawing" xmlns:w10="urn:schemas-microsoft-com:office:word" xmlns:w="http://schemas.openxmlformats.org/wordprocessingml/2006/main" xmlns:w14="http://schemas.microsoft.com/office/word/2010/wordml" xmlns:w15="http://schemas.microsoft.com/office/word/2012/wordml" xmlns:w16cex="http://schemas.microsoft.com/office/word/2018/wordml/cex" xmlns:w16cid="http://schemas.microsoft.com/office/word/2016/wordml/cid" xmlns:w16="http://schemas.microsoft.com/office/word/2018/wordml" xmlns:w16sdtdh="http://schemas.microsoft.com/office/word/2020/wordml/sdtdatahash" xmlns:w16se="http://schemas.microsoft.com/office/word/2015/wordml/symex" xmlns:wpg="http://schemas.microsoft.com/office/word/2010/wordprocessingGroup" xmlns:wpi="http://schemas.microsoft.com/office/word/2010/wordprocessingInk" xmlns:wne="http://schemas.microsoft.com/office/word/2006/wordml" xmlns:wps="http://schemas.microsoft.com/office/word/2010/wordprocessingShape" mc:Ignorable="w14 w15 w16se w16cid w16 w16cex w16sdtdh wp14">
   <w:endnote w:type="separator" w:id="-1">
     <w:p>
       <w:r>
@@ -4528,7 +4586,7 @@
 </file>
 
 <file path=word/footnotes.xml><?xml version="1.0" encoding="utf-8"?>
-<w:footnotes xmlns:wpc="http://schemas.microsoft.com/office/word/2010/wordprocessingCanvas" xmlns:cx="http://schemas.microsoft.com/office/drawing/2014/chartex" xmlns:cx1="http://schemas.microsoft.com/office/drawing/2015/9/8/chartex" xmlns:cx2="http://schemas.microsoft.com/office/drawing/2015/10/21/chartex" xmlns:cx3="http://schemas.microsoft.com/office/drawing/2016/5/9/chartex" xmlns:cx4="http://schemas.microsoft.com/office/drawing/2016/5/10/chartex" xmlns:cx5="http://schemas.microsoft.com/office/drawing/2016/5/11/chartex" xmlns:cx6="http://schemas.microsoft.com/office/drawing/2016/5/12/chartex" xmlns:cx7="http://schemas.microsoft.com/office/drawing/2016/5/13/chartex" xmlns:cx8="http://schemas.microsoft.com/office/drawing/2016/5/14/chartex" xmlns:mc="http://schemas.openxmlformats.org/markup-compatibility/2006" xmlns:aink="http://schemas.microsoft.com/office/drawing/2016/ink" xmlns:am3d="http://schemas.microsoft.com/office/drawing/2017/model3d" xmlns:o="urn:schemas-microsoft-com:office:office" xmlns:oel="http://schemas.microsoft.com/office/2019/extlst" xmlns:r="http://schemas.openxmlformats.org/officeDocument/2006/relationships" xmlns:m="http://schemas.openxmlformats.org/officeDocument/2006/math" xmlns:v="urn:schemas-microsoft-com:vml" xmlns:wp14="http://schemas.microsoft.com/office/word/2010/wordprocessingDrawing" xmlns:wp="http://schemas.openxmlformats.org/drawingml/2006/wordprocessingDrawing" xmlns:w10="urn:schemas-microsoft-com:office:word" xmlns:w="http://schemas.openxmlformats.org/wordprocessingml/2006/main" xmlns:w14="http://schemas.microsoft.com/office/word/2010/wordml" xmlns:w15="http://schemas.microsoft.com/office/word/2012/wordml" xmlns:w16cex="http://schemas.microsoft.com/office/word/2018/wordml/cex" xmlns:w16cid="http://schemas.microsoft.com/office/word/2016/wordml/cid" xmlns:w16="http://schemas.microsoft.com/office/word/2018/wordml" xmlns:w16du="http://schemas.microsoft.com/office/word/2023/wordml/word16du" xmlns:w16sdtdh="http://schemas.microsoft.com/office/word/2020/wordml/sdtdatahash" xmlns:w16sdtfl="http://schemas.microsoft.com/office/word/2024/wordml/sdtformatlock" xmlns:w16se="http://schemas.microsoft.com/office/word/2015/wordml/symex" xmlns:wpg="http://schemas.microsoft.com/office/word/2010/wordprocessingGroup" xmlns:wpi="http://schemas.microsoft.com/office/word/2010/wordprocessingInk" xmlns:wne="http://schemas.microsoft.com/office/word/2006/wordml" xmlns:wps="http://schemas.microsoft.com/office/word/2010/wordprocessingShape" mc:Ignorable="w14 w15 w16se w16cid w16 w16cex w16sdtdh w16sdtfl w16du wp14">
+<w:footnotes xmlns:wpc="http://schemas.microsoft.com/office/word/2010/wordprocessingCanvas" xmlns:cx="http://schemas.microsoft.com/office/drawing/2014/chartex" xmlns:cx1="http://schemas.microsoft.com/office/drawing/2015/9/8/chartex" xmlns:cx2="http://schemas.microsoft.com/office/drawing/2015/10/21/chartex" xmlns:cx3="http://schemas.microsoft.com/office/drawing/2016/5/9/chartex" xmlns:cx4="http://schemas.microsoft.com/office/drawing/2016/5/10/chartex" xmlns:cx5="http://schemas.microsoft.com/office/drawing/2016/5/11/chartex" xmlns:cx6="http://schemas.microsoft.com/office/drawing/2016/5/12/chartex" xmlns:cx7="http://schemas.microsoft.com/office/drawing/2016/5/13/chartex" xmlns:cx8="http://schemas.microsoft.com/office/drawing/2016/5/14/chartex" xmlns:mc="http://schemas.openxmlformats.org/markup-compatibility/2006" xmlns:aink="http://schemas.microsoft.com/office/drawing/2016/ink" xmlns:am3d="http://schemas.microsoft.com/office/drawing/2017/model3d" xmlns:o="urn:schemas-microsoft-com:office:office" xmlns:oel="http://schemas.microsoft.com/office/2019/extlst" xmlns:r="http://schemas.openxmlformats.org/officeDocument/2006/relationships" xmlns:m="http://schemas.openxmlformats.org/officeDocument/2006/math" xmlns:v="urn:schemas-microsoft-com:vml" xmlns:wp14="http://schemas.microsoft.com/office/word/2010/wordprocessingDrawing" xmlns:wp="http://schemas.openxmlformats.org/drawingml/2006/wordprocessingDrawing" xmlns:w10="urn:schemas-microsoft-com:office:word" xmlns:w="http://schemas.openxmlformats.org/wordprocessingml/2006/main" xmlns:w14="http://schemas.microsoft.com/office/word/2010/wordml" xmlns:w15="http://schemas.microsoft.com/office/word/2012/wordml" xmlns:w16cex="http://schemas.microsoft.com/office/word/2018/wordml/cex" xmlns:w16cid="http://schemas.microsoft.com/office/word/2016/wordml/cid" xmlns:w16="http://schemas.microsoft.com/office/word/2018/wordml" xmlns:w16sdtdh="http://schemas.microsoft.com/office/word/2020/wordml/sdtdatahash" xmlns:w16se="http://schemas.microsoft.com/office/word/2015/wordml/symex" xmlns:wpg="http://schemas.microsoft.com/office/word/2010/wordprocessingGroup" xmlns:wpi="http://schemas.microsoft.com/office/word/2010/wordprocessingInk" xmlns:wne="http://schemas.microsoft.com/office/word/2006/wordml" xmlns:wps="http://schemas.microsoft.com/office/word/2010/wordprocessingShape" mc:Ignorable="w14 w15 w16se w16cid w16 w16cex w16sdtdh wp14">
   <w:footnote w:type="separator" w:id="-1">
     <w:p>
       <w:r>
@@ -4547,7 +4605,7 @@
 </file>
 
 <file path=word/header1.xml><?xml version="1.0" encoding="utf-8"?>
-<w:hdr xmlns:wpc="http://schemas.microsoft.com/office/word/2010/wordprocessingCanvas" xmlns:cx="http://schemas.microsoft.com/office/drawing/2014/chartex" xmlns:cx1="http://schemas.microsoft.com/office/drawing/2015/9/8/chartex" xmlns:cx2="http://schemas.microsoft.com/office/drawing/2015/10/21/chartex" xmlns:cx3="http://schemas.microsoft.com/office/drawing/2016/5/9/chartex" xmlns:cx4="http://schemas.microsoft.com/office/drawing/2016/5/10/chartex" xmlns:cx5="http://schemas.microsoft.com/office/drawing/2016/5/11/chartex" xmlns:cx6="http://schemas.microsoft.com/office/drawing/2016/5/12/chartex" xmlns:cx7="http://schemas.microsoft.com/office/drawing/2016/5/13/chartex" xmlns:cx8="http://schemas.microsoft.com/office/drawing/2016/5/14/chartex" xmlns:mc="http://schemas.openxmlformats.org/markup-compatibility/2006" xmlns:aink="http://schemas.microsoft.com/office/drawing/2016/ink" xmlns:am3d="http://schemas.microsoft.com/office/drawing/2017/model3d" xmlns:o="urn:schemas-microsoft-com:office:office" xmlns:oel="http://schemas.microsoft.com/office/2019/extlst" xmlns:r="http://schemas.openxmlformats.org/officeDocument/2006/relationships" xmlns:m="http://schemas.openxmlformats.org/officeDocument/2006/math" xmlns:v="urn:schemas-microsoft-com:vml" xmlns:wp14="http://schemas.microsoft.com/office/word/2010/wordprocessingDrawing" xmlns:wp="http://schemas.openxmlformats.org/drawingml/2006/wordprocessingDrawing" xmlns:w10="urn:schemas-microsoft-com:office:word" xmlns:w="http://schemas.openxmlformats.org/wordprocessingml/2006/main" xmlns:w14="http://schemas.microsoft.com/office/word/2010/wordml" xmlns:w15="http://schemas.microsoft.com/office/word/2012/wordml" xmlns:w16cex="http://schemas.microsoft.com/office/word/2018/wordml/cex" xmlns:w16cid="http://schemas.microsoft.com/office/word/2016/wordml/cid" xmlns:w16="http://schemas.microsoft.com/office/word/2018/wordml" xmlns:w16du="http://schemas.microsoft.com/office/word/2023/wordml/word16du" xmlns:w16sdtdh="http://schemas.microsoft.com/office/word/2020/wordml/sdtdatahash" xmlns:w16sdtfl="http://schemas.microsoft.com/office/word/2024/wordml/sdtformatlock" xmlns:w16se="http://schemas.microsoft.com/office/word/2015/wordml/symex" xmlns:wpg="http://schemas.microsoft.com/office/word/2010/wordprocessingGroup" xmlns:wpi="http://schemas.microsoft.com/office/word/2010/wordprocessingInk" xmlns:wne="http://schemas.microsoft.com/office/word/2006/wordml" xmlns:wps="http://schemas.microsoft.com/office/word/2010/wordprocessingShape" mc:Ignorable="w14 w15 w16se w16cid w16 w16cex w16sdtdh w16sdtfl w16du wp14">
+<w:hdr xmlns:wpc="http://schemas.microsoft.com/office/word/2010/wordprocessingCanvas" xmlns:cx="http://schemas.microsoft.com/office/drawing/2014/chartex" xmlns:cx1="http://schemas.microsoft.com/office/drawing/2015/9/8/chartex" xmlns:cx2="http://schemas.microsoft.com/office/drawing/2015/10/21/chartex" xmlns:cx3="http://schemas.microsoft.com/office/drawing/2016/5/9/chartex" xmlns:cx4="http://schemas.microsoft.com/office/drawing/2016/5/10/chartex" xmlns:cx5="http://schemas.microsoft.com/office/drawing/2016/5/11/chartex" xmlns:cx6="http://schemas.microsoft.com/office/drawing/2016/5/12/chartex" xmlns:cx7="http://schemas.microsoft.com/office/drawing/2016/5/13/chartex" xmlns:cx8="http://schemas.microsoft.com/office/drawing/2016/5/14/chartex" xmlns:mc="http://schemas.openxmlformats.org/markup-compatibility/2006" xmlns:aink="http://schemas.microsoft.com/office/drawing/2016/ink" xmlns:am3d="http://schemas.microsoft.com/office/drawing/2017/model3d" xmlns:o="urn:schemas-microsoft-com:office:office" xmlns:oel="http://schemas.microsoft.com/office/2019/extlst" xmlns:r="http://schemas.openxmlformats.org/officeDocument/2006/relationships" xmlns:m="http://schemas.openxmlformats.org/officeDocument/2006/math" xmlns:v="urn:schemas-microsoft-com:vml" xmlns:wp14="http://schemas.microsoft.com/office/word/2010/wordprocessingDrawing" xmlns:wp="http://schemas.openxmlformats.org/drawingml/2006/wordprocessingDrawing" xmlns:w10="urn:schemas-microsoft-com:office:word" xmlns:w="http://schemas.openxmlformats.org/wordprocessingml/2006/main" xmlns:w14="http://schemas.microsoft.com/office/word/2010/wordml" xmlns:w15="http://schemas.microsoft.com/office/word/2012/wordml" xmlns:w16cex="http://schemas.microsoft.com/office/word/2018/wordml/cex" xmlns:w16cid="http://schemas.microsoft.com/office/word/2016/wordml/cid" xmlns:w16="http://schemas.microsoft.com/office/word/2018/wordml" xmlns:w16sdtdh="http://schemas.microsoft.com/office/word/2020/wordml/sdtdatahash" xmlns:w16se="http://schemas.microsoft.com/office/word/2015/wordml/symex" xmlns:wpg="http://schemas.microsoft.com/office/word/2010/wordprocessingGroup" xmlns:wpi="http://schemas.microsoft.com/office/word/2010/wordprocessingInk" xmlns:wne="http://schemas.microsoft.com/office/word/2006/wordml" xmlns:wps="http://schemas.microsoft.com/office/word/2010/wordprocessingShape" mc:Ignorable="w14 w15 w16se w16cid w16 w16cex w16sdtdh wp14">
   <w:p>
     <w:pPr>
       <w:pStyle w:val="Encabezado"/>
@@ -4617,7 +4675,7 @@
 </file>
 
 <file path=word/styles.xml><?xml version="1.0" encoding="utf-8"?>
-<w:styles xmlns:mc="http://schemas.openxmlformats.org/markup-compatibility/2006" xmlns:r="http://schemas.openxmlformats.org/officeDocument/2006/relationships" xmlns:w="http://schemas.openxmlformats.org/wordprocessingml/2006/main" xmlns:w14="http://schemas.microsoft.com/office/word/2010/wordml" xmlns:w15="http://schemas.microsoft.com/office/word/2012/wordml" xmlns:w16cex="http://schemas.microsoft.com/office/word/2018/wordml/cex" xmlns:w16cid="http://schemas.microsoft.com/office/word/2016/wordml/cid" xmlns:w16="http://schemas.microsoft.com/office/word/2018/wordml" xmlns:w16du="http://schemas.microsoft.com/office/word/2023/wordml/word16du" xmlns:w16sdtdh="http://schemas.microsoft.com/office/word/2020/wordml/sdtdatahash" xmlns:w16sdtfl="http://schemas.microsoft.com/office/word/2024/wordml/sdtformatlock" xmlns:w16se="http://schemas.microsoft.com/office/word/2015/wordml/symex" mc:Ignorable="w14 w15 w16se w16cid w16 w16cex w16sdtdh w16sdtfl w16du">
+<w:styles xmlns:mc="http://schemas.openxmlformats.org/markup-compatibility/2006" xmlns:r="http://schemas.openxmlformats.org/officeDocument/2006/relationships" xmlns:w="http://schemas.openxmlformats.org/wordprocessingml/2006/main" xmlns:w14="http://schemas.microsoft.com/office/word/2010/wordml" xmlns:w15="http://schemas.microsoft.com/office/word/2012/wordml" xmlns:w16cex="http://schemas.microsoft.com/office/word/2018/wordml/cex" xmlns:w16cid="http://schemas.microsoft.com/office/word/2016/wordml/cid" xmlns:w16="http://schemas.microsoft.com/office/word/2018/wordml" xmlns:w16sdtdh="http://schemas.microsoft.com/office/word/2020/wordml/sdtdatahash" xmlns:w16se="http://schemas.microsoft.com/office/word/2015/wordml/symex" mc:Ignorable="w14 w15 w16se w16cid w16 w16cex w16sdtdh">
   <w:docDefaults>
     <w:rPrDefault>
       <w:rPr>
